--- a/Problem-Resolution Log (Projectile Motion Calculator Project).docx
+++ b/Problem-Resolution Log (Projectile Motion Calculator Project).docx
@@ -9,10 +9,10 @@
         <w:tblLook w:val="04A0" w:firstRow="1" w:lastRow="0" w:firstColumn="1" w:lastColumn="0" w:noHBand="0" w:noVBand="1"/>
       </w:tblPr>
       <w:tblGrid>
-        <w:gridCol w:w="1921"/>
-        <w:gridCol w:w="2437"/>
-        <w:gridCol w:w="2358"/>
-        <w:gridCol w:w="2300"/>
+        <w:gridCol w:w="1171"/>
+        <w:gridCol w:w="2615"/>
+        <w:gridCol w:w="2615"/>
+        <w:gridCol w:w="2615"/>
       </w:tblGrid>
       <w:tr>
         <w:tc>
@@ -177,11 +177,7 @@
               </w:numPr>
             </w:pPr>
             <w:r>
-              <w:t xml:space="preserve">Use and ‘if’ loop so that if the user has an angle of projection, the program only calculates horizontal OR vertical values. If the user doesn’t have an angle of projection, both </w:t>
-            </w:r>
-            <w:r>
-              <w:lastRenderedPageBreak/>
-              <w:t>horizontal and vertical values need to be calculated.</w:t>
+              <w:t>Use and ‘if’ loop so that if the user has an angle of projection, the program only calculates horizontal OR vertical values. If the user doesn’t have an angle of projection, both horizontal and vertical values need to be calculated.</w:t>
             </w:r>
           </w:p>
           <w:p>
@@ -193,7 +189,11 @@
               </w:numPr>
             </w:pPr>
             <w:r>
-              <w:t>Then use ‘if’ statements so that all the combinations of values are accounted for and the desired value is calculated. E.g. 2 horizontal values and 4 vertical values, or 5 vertical values and 2 horizontal values.</w:t>
+              <w:t xml:space="preserve">Then use ‘if’ statements so that all the combinations of values are </w:t>
+            </w:r>
+            <w:r>
+              <w:lastRenderedPageBreak/>
+              <w:t>accounted for and the desired value is calculated. E.g. 2 horizontal values and 4 vertical values, or 5 vertical values and 2 horizontal values.</w:t>
             </w:r>
           </w:p>
         </w:tc>
@@ -201,7 +201,82 @@
           <w:tcPr>
             <w:tcW w:w="2300" w:type="dxa"/>
           </w:tcPr>
+          <w:p>
+            <w:r>
+              <w:lastRenderedPageBreak/>
+              <w:t xml:space="preserve">I developed a much more efficient function which is also much easier for programmers to follow. It uses logic to deal with different combinations of values within the same code. This means code is reused and it is less clunky. It also took me far less time to program than what it otherwise could have. </w:t>
+            </w:r>
+          </w:p>
           <w:p/>
+          <w:p>
+            <w:r>
+              <w:t>I will use this function as a basis for my other functions due to it’s functional logic. I will just modify the function for each different variable it is calculating in different functions.</w:t>
+            </w:r>
+          </w:p>
+        </w:tc>
+      </w:tr>
+      <w:tr>
+        <w:tc>
+          <w:tcPr>
+            <w:tcW w:w="1921" w:type="dxa"/>
+          </w:tcPr>
+          <w:p>
+            <w:pPr>
+              <w:rPr>
+                <w:b/>
+                <w:bCs/>
+              </w:rPr>
+            </w:pPr>
+            <w:r>
+              <w:rPr>
+                <w:b/>
+                <w:bCs/>
+              </w:rPr>
+              <w:t>2</w:t>
+            </w:r>
+          </w:p>
+        </w:tc>
+        <w:tc>
+          <w:tcPr>
+            <w:tcW w:w="2437" w:type="dxa"/>
+          </w:tcPr>
+          <w:p>
+            <w:r>
+              <w:t xml:space="preserve">I created a function to calculate the total time taken for motion of the projectile. When I ran the program it presented an ‘UnboundLocalError’ message. After researching this error message, I believe this is caused because the variable ‘horizontalinitialvelocity’ has been defined after the function. </w:t>
+            </w:r>
+          </w:p>
+        </w:tc>
+        <w:tc>
+          <w:tcPr>
+            <w:tcW w:w="2358" w:type="dxa"/>
+          </w:tcPr>
+          <w:p>
+            <w:r>
+              <w:t>Draft #1:</w:t>
+            </w:r>
+          </w:p>
+          <w:p/>
+          <w:p>
+            <w:r>
+              <w:t>I will try and move the code around so that the function is after the value of ‘horizontalinitialvelocity’ has already been assigned. Therefore the program should work as expected and the error message shouldn’t present itself.</w:t>
+            </w:r>
+          </w:p>
+        </w:tc>
+        <w:tc>
+          <w:tcPr>
+            <w:tcW w:w="2300" w:type="dxa"/>
+          </w:tcPr>
+          <w:p>
+            <w:r>
+              <w:t>My initial solution was unsuccessful. After deeper research, the reason my solution didn’t work is because the code didn’t work because the ‘horizontalinitialvelocity’ variable was defined outside the function, but not inside of it. Therefore the program didn’t know how to handle it and therefore there was the error message. During my research, I found that the command ‘global [variable]’ makes the variable globally recognised in the program, so that it holds the same value both inside of the function and outside of it. I therefore used this command to ensure all of my variables hold their values for both inside and outside of the function.</w:t>
+            </w:r>
+          </w:p>
+          <w:p/>
+          <w:p>
+            <w:r>
+              <w:t>Ultimately my function now works properly and as expected.</w:t>
+            </w:r>
+          </w:p>
         </w:tc>
       </w:tr>
     </w:tbl>
